--- a/downloads/handouts/Unit 01/Handout 01.20 - Fallback Station Cards.docx
+++ b/downloads/handouts/Unit 01/Handout 01.20 - Fallback Station Cards.docx
@@ -6,9 +6,9 @@
       <w:pPr>
         <w:pStyle w:val="Heading1"/>
       </w:pPr>
-      <w:bookmarkStart w:id="20" w:name="handout-01.20-fallback-station-cards"/>
-      <w:r>
-        <w:t xml:space="preserve">Handout 01.20: Fallback Station Cards</w:t>
+      <w:bookmarkStart w:id="20" w:name="handout-1.20-fallback-station-cards"/>
+      <w:r>
+        <w:t xml:space="preserve">Handout 1.20: Fallback Station Cards</w:t>
       </w:r>
       <w:bookmarkEnd w:id="20"/>
     </w:p>

--- a/downloads/handouts/Unit 01/Handout 01.20 - Fallback Station Cards.docx
+++ b/downloads/handouts/Unit 01/Handout 01.20 - Fallback Station Cards.docx
@@ -17,7 +17,7 @@
         <w:pStyle w:val="FirstParagraph"/>
       </w:pPr>
       <w:r>
-        <w:t xml:space="preserve">Three dishes that meet every rule of the room (no knives, pre-cooked meat only, stovetop and oven, teacher drains and handles the oven, 20 minutes of cooking) and come in under the $20 station budget. A team whose own station dish cannot work takes the card closest to its plan. Each card is also the filled example for the Team Station Card Template.</w:t>
+        <w:t xml:space="preserve">Three dishes that meet every rule of the room: no knives, pre-cooked meat only, stovetop and oven, the teacher drains and handles the oven, 20 minutes of cooking. All three come in under the $20 station budget. A team whose own station dish cannot work takes the card closest to its plan. Each card is also a filled-in example of the Team Station Card Template.</w:t>
       </w:r>
     </w:p>
     <w:p>
@@ -845,7 +845,7 @@
         <w:pStyle w:val="Compact"/>
       </w:pPr>
       <w:r>
-        <w:t xml:space="preserve">Wash hands. Prep Lead sets out every ingredient, the pot, the second pot, the can opener, the colander, the measuring cups, and a spoon per person.</w:t>
+        <w:t xml:space="preserve">Wash hands. Head Cook reads the card aloud. Prep Cook sets out every ingredient, the pot, the second pot, the can opener, the colander, the measuring cups, and a spoon per person; Helper Cook helps.</w:t>
       </w:r>
     </w:p>
     <w:p>
@@ -857,7 +857,7 @@
         <w:pStyle w:val="Compact"/>
       </w:pPr>
       <w:r>
-        <w:t xml:space="preserve">Cook Lead measures water for the rice by the box directions into the pot. Turn the burner to high. Handle turned in.</w:t>
+        <w:t xml:space="preserve">Head Cook measures water for the rice by the box directions into the pot. Turn the burner to high. Handle turned in.</w:t>
       </w:r>
     </w:p>
     <w:p>
@@ -869,7 +869,7 @@
         <w:pStyle w:val="Compact"/>
       </w:pPr>
       <w:r>
-        <w:t xml:space="preserve">Safety Checker opens both cans of beans. Prep Lead pours them into the colander in the sink and rinses them with cold water.</w:t>
+        <w:t xml:space="preserve">Prep Cook opens both cans of beans, pours them into the colander in the sink, and rinses them with cold water.</w:t>
       </w:r>
     </w:p>
     <w:p>
@@ -881,7 +881,7 @@
         <w:pStyle w:val="Compact"/>
       </w:pPr>
       <w:r>
-        <w:t xml:space="preserve">When the water boils, Cook Lead adds the rice, stirs once, covers, and turns the burner off. Set the timer for 5 minutes. Do not lift the lid.</w:t>
+        <w:t xml:space="preserve">When the water boils, Head Cook adds the rice, stirs once, covers, and turns the burner off. Time Keeper sets the timer for 5 minutes. Do not lift the lid.</w:t>
       </w:r>
     </w:p>
     <w:p>
@@ -893,7 +893,7 @@
         <w:pStyle w:val="Compact"/>
       </w:pPr>
       <w:r>
-        <w:t xml:space="preserve">Cook Lead pours the rinsed beans and the frozen corn into the second pot with a quarter cup of water. Medium heat. Stir until hot, about 5 minutes. Add a pinch of salt and garlic powder.</w:t>
+        <w:t xml:space="preserve">Second Cook pours the rinsed beans and the frozen corn into the second pot with a quarter cup of water. Medium heat. Stir until hot, about 5 minutes. Add a pinch of salt and garlic powder.</w:t>
       </w:r>
     </w:p>
     <w:p>
@@ -905,7 +905,7 @@
         <w:pStyle w:val="Compact"/>
       </w:pPr>
       <w:r>
-        <w:t xml:space="preserve">Plate Captain sets one place setting per person: bowl, spoon on the right, napkin, cup of water.</w:t>
+        <w:t xml:space="preserve">Plate Builder sets one place setting per person: bowl, spoon on the right, napkin, cup of water.</w:t>
       </w:r>
     </w:p>
     <w:p>
@@ -917,7 +917,7 @@
         <w:pStyle w:val="Compact"/>
       </w:pPr>
       <w:r>
-        <w:t xml:space="preserve">Fluff the rice with a fork. Turn off both burners. Safety Checker checks that both knobs are off.</w:t>
+        <w:t xml:space="preserve">Head Cook fluffs the rice with a fork. Turn off both burners. Second Cook checks that both knobs are off.</w:t>
       </w:r>
     </w:p>
     <w:p>
@@ -929,7 +929,7 @@
         <w:pStyle w:val="Compact"/>
       </w:pPr>
       <w:r>
-        <w:t xml:space="preserve">Plate Captain builds seven bowls: rice on the bottom, beans and corn on top, a spoonful of salsa, a sprinkle of cheese, a small spoon of sour cream. Leave the cheese and sour cream off any bowl that needs it.</w:t>
+        <w:t xml:space="preserve">Plate Builder builds seven bowls: rice on the bottom, beans and corn on top. Toppings Chief finishes each bowl: a spoonful of salsa, a sprinkle of cheese, a small spoon of sour cream. Leave the cheese and sour cream off any bowl that needs it.</w:t>
       </w:r>
     </w:p>
     <w:p>
@@ -953,7 +953,7 @@
         <w:pStyle w:val="Compact"/>
       </w:pPr>
       <w:r>
-        <w:t xml:space="preserve">Clean: Clean Crew washes the pots; everyone wipes; Safety Checker puts leftovers in a labeled container in the refrigerator within the two-hour rule.</w:t>
+        <w:t xml:space="preserve">Clean: Station Manager leads the zones. Head Cook and Second Cook wash the pots. Helper Cook does the floor and trash. Everyone wipes. Time Keeper calls the two-hour rule. Toppings Chief puts leftovers in a labeled container in the refrigerator.</w:t>
       </w:r>
     </w:p>
     <w:p>
@@ -971,7 +971,7 @@
         <w:pStyle w:val="FirstParagraph"/>
       </w:pPr>
       <w:r>
-        <w:t xml:space="preserve">Station Manager, Prep Lead, Cook Lead, Plate Captain, Clean Crew 1, Clean Crew 2, Safety and Sanitation Checker.</w:t>
+        <w:t xml:space="preserve">Station Manager, Head Cook, Second Cook, Prep Cook, Helper Cook, Toppings Chief, Plate Builder, Time Keeper (at seven students, the Station Manager keeps time). The same eight roles as Labs 1 and 2.</w:t>
       </w:r>
     </w:p>
     <w:p>
@@ -1142,40 +1142,40 @@
               <w:jc w:val="left"/>
             </w:pPr>
             <w:r>
-              <w:t xml:space="preserve">Water on, cans opened and rinsed (Cook Lead, Safety Checker, Prep Lead)</w:t>
-            </w:r>
-          </w:p>
-        </w:tc>
-        <w:tc>
-          <w:p>
-            <w:pPr>
-              <w:pStyle w:val="Compact"/>
-              <w:jc w:val="left"/>
-            </w:pPr>
-            <w:r>
-              <w:t xml:space="preserve">Rice in and covered; beans and corn heating (Cook Lead)</w:t>
-            </w:r>
-          </w:p>
-        </w:tc>
-        <w:tc>
-          <w:p>
-            <w:pPr>
-              <w:pStyle w:val="Compact"/>
-              <w:jc w:val="left"/>
-            </w:pPr>
-            <w:r>
-              <w:t xml:space="preserve">Stir beans; fluff rice (Cook Lead, Prep Lead)</w:t>
-            </w:r>
-          </w:p>
-        </w:tc>
-        <w:tc>
-          <w:p>
-            <w:pPr>
-              <w:pStyle w:val="Compact"/>
-              <w:jc w:val="left"/>
-            </w:pPr>
-            <w:r>
-              <w:t xml:space="preserve">Build seven bowls (Plate Captain, Prep Lead)</w:t>
+              <w:t xml:space="preserve">Water on, cans opened and rinsed (Head Cook, Prep Cook)</w:t>
+            </w:r>
+          </w:p>
+        </w:tc>
+        <w:tc>
+          <w:p>
+            <w:pPr>
+              <w:pStyle w:val="Compact"/>
+              <w:jc w:val="left"/>
+            </w:pPr>
+            <w:r>
+              <w:t xml:space="preserve">Rice in and covered (Head Cook); beans and corn heating (Second Cook)</w:t>
+            </w:r>
+          </w:p>
+        </w:tc>
+        <w:tc>
+          <w:p>
+            <w:pPr>
+              <w:pStyle w:val="Compact"/>
+              <w:jc w:val="left"/>
+            </w:pPr>
+            <w:r>
+              <w:t xml:space="preserve">Stir beans (Second Cook); fluff rice (Head Cook)</w:t>
+            </w:r>
+          </w:p>
+        </w:tc>
+        <w:tc>
+          <w:p>
+            <w:pPr>
+              <w:pStyle w:val="Compact"/>
+              <w:jc w:val="left"/>
+            </w:pPr>
+            <w:r>
+              <w:t xml:space="preserve">Build seven bowls (Plate Builder, Toppings Chief)</w:t>
             </w:r>
           </w:p>
         </w:tc>
@@ -1197,7 +1197,7 @@
               <w:jc w:val="left"/>
             </w:pPr>
             <w:r>
-              <w:t xml:space="preserve">Clean, station check, leftovers (all; Clean Crew leads)</w:t>
+              <w:t xml:space="preserve">Clean, station check, leftovers (all; Station Manager leads)</w:t>
             </w:r>
           </w:p>
         </w:tc>
@@ -1990,7 +1990,7 @@
         <w:pStyle w:val="Compact"/>
       </w:pPr>
       <w:r>
-        <w:t xml:space="preserve">Wash hands. Prep Lead sets out everything: large pot, colander (for the teacher), baking sheet, foil, bowl, spoon, measuring cup.</w:t>
+        <w:t xml:space="preserve">Wash hands. Head Cook reads the card aloud. Prep Cook sets out everything: large pot, colander (for the teacher), baking sheet, foil, bowl, spoon, measuring cup; Helper Cook helps.</w:t>
       </w:r>
     </w:p>
     <w:p>
@@ -2002,7 +2002,7 @@
         <w:pStyle w:val="Compact"/>
       </w:pPr>
       <w:r>
-        <w:t xml:space="preserve">Cook Lead fills the large pot two-thirds with water, adds a teaspoon of salt, turns the burner to high, handle in. Lid on to boil faster.</w:t>
+        <w:t xml:space="preserve">Head Cook fills the large pot two-thirds with water, adds a teaspoon of salt, turns the burner to high, handle in. Lid on to boil faster.</w:t>
       </w:r>
     </w:p>
     <w:p>
@@ -2014,7 +2014,7 @@
         <w:pStyle w:val="Compact"/>
       </w:pPr>
       <w:r>
-        <w:t xml:space="preserve">Prep Lead tears the bread into seven pieces, puts them on a foil-lined baking sheet, spreads a little softened butter on each with the back of a spoon, and sprinkles garlic powder. Station Manager calls the teacher to put the sheet in the oven at 375 F for 8 minutes.</w:t>
+        <w:t xml:space="preserve">Second Cook tears the bread into seven pieces and puts them on a foil-lined baking sheet. Spread a little softened butter on each piece with the back of a spoon. Sprinkle garlic powder. Time Keeper calls the teacher to put the sheet in the oven at 375 F for 8 minutes.</w:t>
       </w:r>
     </w:p>
     <w:p>
@@ -2026,7 +2026,7 @@
         <w:pStyle w:val="Compact"/>
       </w:pPr>
       <w:r>
-        <w:t xml:space="preserve">When the water boils, Cook Lead adds the pasta and stirs once. Set the timer for 9 minutes (check the box).</w:t>
+        <w:t xml:space="preserve">When the water boils, Head Cook adds the pasta and stirs once. Time Keeper sets the timer for 9 minutes (check the box).</w:t>
       </w:r>
     </w:p>
     <w:p>
@@ -2038,7 +2038,7 @@
         <w:pStyle w:val="Compact"/>
       </w:pPr>
       <w:r>
-        <w:t xml:space="preserve">At minute 6 of the pasta, Cook Lead adds the frozen broccoli to the same pot. It cooks with the pasta for the last 3 minutes.</w:t>
+        <w:t xml:space="preserve">At minute 6 of the pasta, Head Cook adds the frozen broccoli to the same pot. It cooks with the pasta for the last 3 minutes.</w:t>
       </w:r>
     </w:p>
     <w:p>
@@ -2050,7 +2050,7 @@
         <w:pStyle w:val="Compact"/>
       </w:pPr>
       <w:r>
-        <w:t xml:space="preserve">Plate Captain sets one place setting per person: plate, fork on the left, napkin under the fork, cup of water.</w:t>
+        <w:t xml:space="preserve">Plate Builder sets one place setting per person: plate, fork on the left, napkin under the fork, cup of water.</w:t>
       </w:r>
     </w:p>
     <w:p>
@@ -2062,7 +2062,7 @@
         <w:pStyle w:val="Compact"/>
       </w:pPr>
       <w:r>
-        <w:t xml:space="preserve">Station Manager calls the teacher to drain the pasta and broccoli in the colander. Cook Lead returns them to the pot, off the heat, and pours in the whole jar of sauce. Stir. Put the pot back on low for 2 minutes until the sauce is hot. Burner off.</w:t>
+        <w:t xml:space="preserve">Time Keeper calls the teacher to drain the pasta and broccoli in the colander. Head Cook puts them back in the pot, off the heat. Toppings Chief pours in the whole jar of sauce. Stir. Put the pot back on low for 2 minutes until the sauce is hot. Burner off.</w:t>
       </w:r>
     </w:p>
     <w:p>
@@ -2074,7 +2074,7 @@
         <w:pStyle w:val="Compact"/>
       </w:pPr>
       <w:r>
-        <w:t xml:space="preserve">Station Manager calls the teacher to take the bread out of the oven.</w:t>
+        <w:t xml:space="preserve">Time Keeper calls the teacher to take the bread out of the oven.</w:t>
       </w:r>
     </w:p>
     <w:p>
@@ -2086,7 +2086,7 @@
         <w:pStyle w:val="Compact"/>
       </w:pPr>
       <w:r>
-        <w:t xml:space="preserve">Plate Captain plates seven portions with a sprinkle of parmesan and one piece of garlic bread each. Sit and eat.</w:t>
+        <w:t xml:space="preserve">Plate Builder plates seven portions with one piece of garlic bread each; Toppings Chief adds a sprinkle of parmesan. Sit and eat.</w:t>
       </w:r>
     </w:p>
     <w:p>
@@ -2098,7 +2098,7 @@
         <w:pStyle w:val="Compact"/>
       </w:pPr>
       <w:r>
-        <w:t xml:space="preserve">Clean: Clean Crew washes the pot; everyone wipes; Safety Checker handles leftovers by the two-hour rule and checks both knobs and the oven are off.</w:t>
+        <w:t xml:space="preserve">Clean: Station Manager leads the zones. Head Cook and Second Cook wash the pot and the baking sheet. Helper Cook does the floor and trash. Everyone wipes. Time Keeper calls the two-hour rule. Toppings Chief puts leftovers away. Second Cook checks that both knobs and the oven are off.</w:t>
       </w:r>
     </w:p>
     <w:p>
@@ -2116,7 +2116,7 @@
         <w:pStyle w:val="FirstParagraph"/>
       </w:pPr>
       <w:r>
-        <w:t xml:space="preserve">Station Manager, Prep Lead, Cook Lead, Plate Captain, Clean Crew 1, Clean Crew 2, Safety and Sanitation Checker.</w:t>
+        <w:t xml:space="preserve">Station Manager, Head Cook, Second Cook, Prep Cook, Helper Cook, Toppings Chief, Plate Builder, Time Keeper (at seven students, the Station Manager keeps time). The same eight roles as Labs 1 and 2.</w:t>
       </w:r>
     </w:p>
     <w:p>
@@ -2287,40 +2287,40 @@
               <w:jc w:val="left"/>
             </w:pPr>
             <w:r>
-              <w:t xml:space="preserve">Water on; bread torn and buttered; bread into oven (teacher)</w:t>
-            </w:r>
-          </w:p>
-        </w:tc>
-        <w:tc>
-          <w:p>
-            <w:pPr>
-              <w:pStyle w:val="Compact"/>
-              <w:jc w:val="left"/>
-            </w:pPr>
-            <w:r>
-              <w:t xml:space="preserve">Pasta in; timer (Cook Lead)</w:t>
-            </w:r>
-          </w:p>
-        </w:tc>
-        <w:tc>
-          <w:p>
-            <w:pPr>
-              <w:pStyle w:val="Compact"/>
-              <w:jc w:val="left"/>
-            </w:pPr>
-            <w:r>
-              <w:t xml:space="preserve">Broccoli in at minute 6; teacher drains; sauce in</w:t>
-            </w:r>
-          </w:p>
-        </w:tc>
-        <w:tc>
-          <w:p>
-            <w:pPr>
-              <w:pStyle w:val="Compact"/>
-              <w:jc w:val="left"/>
-            </w:pPr>
-            <w:r>
-              <w:t xml:space="preserve">Sauce heats; bread out (teacher); plate (Plate Captain)</w:t>
+              <w:t xml:space="preserve">Water on (Head Cook); bread torn and buttered (Second Cook); bread into oven (teacher)</w:t>
+            </w:r>
+          </w:p>
+        </w:tc>
+        <w:tc>
+          <w:p>
+            <w:pPr>
+              <w:pStyle w:val="Compact"/>
+              <w:jc w:val="left"/>
+            </w:pPr>
+            <w:r>
+              <w:t xml:space="preserve">Pasta in (Head Cook); timer (Time Keeper)</w:t>
+            </w:r>
+          </w:p>
+        </w:tc>
+        <w:tc>
+          <w:p>
+            <w:pPr>
+              <w:pStyle w:val="Compact"/>
+              <w:jc w:val="left"/>
+            </w:pPr>
+            <w:r>
+              <w:t xml:space="preserve">Broccoli in at minute 6; teacher drains; sauce in (Toppings Chief)</w:t>
+            </w:r>
+          </w:p>
+        </w:tc>
+        <w:tc>
+          <w:p>
+            <w:pPr>
+              <w:pStyle w:val="Compact"/>
+              <w:jc w:val="left"/>
+            </w:pPr>
+            <w:r>
+              <w:t xml:space="preserve">Sauce heats; bread out (teacher); plate (Plate Builder, Toppings Chief)</w:t>
             </w:r>
           </w:p>
         </w:tc>
@@ -2342,7 +2342,7 @@
               <w:jc w:val="left"/>
             </w:pPr>
             <w:r>
-              <w:t xml:space="preserve">Clean, station check, leftovers (all; Clean Crew leads)</w:t>
+              <w:t xml:space="preserve">Clean, station check, leftovers (all; Station Manager leads)</w:t>
             </w:r>
           </w:p>
         </w:tc>
@@ -2367,7 +2367,7 @@
         <w:pStyle w:val="Compact"/>
       </w:pPr>
       <w:r>
-        <w:t xml:space="preserve">Only the teacher touches the pot when it is being drained; steam and boiling water are the two biggest hazards in this dish.</w:t>
+        <w:t xml:space="preserve">Only the teacher touches the pot when it is being drained. Steam and boiling water are the two biggest hazards in this dish.</w:t>
       </w:r>
     </w:p>
     <w:p>
@@ -3135,7 +3135,7 @@
         <w:pStyle w:val="Compact"/>
       </w:pPr>
       <w:r>
-        <w:t xml:space="preserve">Wash hands. Prep Lead sets out everything: two forks, large bowl, two baking sheets, foil, spoon, thermometer.</w:t>
+        <w:t xml:space="preserve">Wash hands. Head Cook reads the card aloud. Prep Cook sets out everything: two forks, large bowl, two baking sheets, foil, spoon, thermometer; Helper Cook helps.</w:t>
       </w:r>
     </w:p>
     <w:p>
@@ -3147,7 +3147,7 @@
         <w:pStyle w:val="Compact"/>
       </w:pPr>
       <w:r>
-        <w:t xml:space="preserve">Station Manager calls the teacher to preheat the oven to 375 F (it should already be on).</w:t>
+        <w:t xml:space="preserve">Time Keeper calls the teacher to preheat the oven to 375 F (it should already be on).</w:t>
       </w:r>
     </w:p>
     <w:p>
@@ -3159,7 +3159,7 @@
         <w:pStyle w:val="Compact"/>
       </w:pPr>
       <w:r>
-        <w:t xml:space="preserve">Prep Lead and Cook Lead pull the chicken off the bones with two forks into the bowl. No hands on the raw side of anything; this chicken is cooked, but hands still get washed after.</w:t>
+        <w:t xml:space="preserve">Prep Cook and Head Cook pull the chicken off the bones with two forks into the bowl. This chicken is already cooked. Still, wash your hands after you touch it.</w:t>
       </w:r>
     </w:p>
     <w:p>
@@ -3171,7 +3171,7 @@
         <w:pStyle w:val="Compact"/>
       </w:pPr>
       <w:r>
-        <w:t xml:space="preserve">Line both baking sheets with foil. Lay seven tortillas flat.</w:t>
+        <w:t xml:space="preserve">Second Cook lines both baking sheets with foil and lays seven tortillas flat.</w:t>
       </w:r>
     </w:p>
     <w:p>
@@ -3183,7 +3183,7 @@
         <w:pStyle w:val="Compact"/>
       </w:pPr>
       <w:r>
-        <w:t xml:space="preserve">Cook Lead spreads chicken on one half of each tortilla. Plate Captain sprinkles cheese over the chicken. Fold each tortilla in half and press lightly.</w:t>
+        <w:t xml:space="preserve">Head Cook spreads chicken on one half of each tortilla. Toppings Chief sprinkles cheese over the chicken. Second Cook folds each tortilla in half and presses lightly.</w:t>
       </w:r>
     </w:p>
     <w:p>
@@ -3195,7 +3195,7 @@
         <w:pStyle w:val="Compact"/>
       </w:pPr>
       <w:r>
-        <w:t xml:space="preserve">Station Manager calls the teacher to put both sheets in the oven. Bake 8 to 10 minutes until the cheese melts and the edges are golden.</w:t>
+        <w:t xml:space="preserve">Time Keeper calls the teacher to put both sheets in the oven. Bake 8 to 10 minutes until the cheese melts and the edges are golden.</w:t>
       </w:r>
     </w:p>
     <w:p>
@@ -3207,7 +3207,7 @@
         <w:pStyle w:val="Compact"/>
       </w:pPr>
       <w:r>
-        <w:t xml:space="preserve">Plate Captain sets one place setting per person: plate, fork on the left, napkin, cup of water.</w:t>
+        <w:t xml:space="preserve">Plate Builder sets one place setting per person: plate, fork on the left, napkin, cup of water.</w:t>
       </w:r>
     </w:p>
     <w:p>
@@ -3219,7 +3219,7 @@
         <w:pStyle w:val="Compact"/>
       </w:pPr>
       <w:r>
-        <w:t xml:space="preserve">Station Manager calls the teacher to take the sheets out. Safety Checker takes the temperature of the chicken inside one quesadilla: 165 F or back in for 2 minutes.</w:t>
+        <w:t xml:space="preserve">Time Keeper calls the teacher to take the sheets out. Head Cook takes the temperature of the chicken inside one quesadilla: 165 F or back in for 2 minutes.</w:t>
       </w:r>
     </w:p>
     <w:p>
@@ -3231,7 +3231,7 @@
         <w:pStyle w:val="Compact"/>
       </w:pPr>
       <w:r>
-        <w:t xml:space="preserve">Let cool 2 minutes. Plate Captain plates one folded quesadilla per person with a spoon of salsa and a spoon of sour cream on the side. Sit and eat.</w:t>
+        <w:t xml:space="preserve">Let cool 2 minutes. Plate Builder plates one folded quesadilla per person; Toppings Chief adds a spoon of salsa and a spoon of sour cream on the side. Sit and eat.</w:t>
       </w:r>
     </w:p>
     <w:p>
@@ -3243,7 +3243,7 @@
         <w:pStyle w:val="Compact"/>
       </w:pPr>
       <w:r>
-        <w:t xml:space="preserve">Clean: Clean Crew washes the bowl and forks; everyone wipes; the chicken carcass goes in the trash; Safety Checker handles any leftover shredded chicken by the two-hour rule.</w:t>
+        <w:t xml:space="preserve">Clean: Station Manager leads the zones. Helper Cook washes the bowl and forks. Everyone wipes. The chicken bones go in the trash. Time Keeper calls the two-hour rule. Toppings Chief puts any leftover shredded chicken away.</w:t>
       </w:r>
     </w:p>
     <w:p>
@@ -3261,7 +3261,7 @@
         <w:pStyle w:val="FirstParagraph"/>
       </w:pPr>
       <w:r>
-        <w:t xml:space="preserve">Station Manager, Prep Lead, Cook Lead, Plate Captain, Clean Crew 1, Clean Crew 2, Safety and Sanitation Checker.</w:t>
+        <w:t xml:space="preserve">Station Manager, Head Cook, Second Cook, Prep Cook, Helper Cook, Toppings Chief, Plate Builder, Time Keeper (at seven students, the Station Manager keeps time). The same eight roles as Labs 1 and 2.</w:t>
       </w:r>
     </w:p>
     <w:p>
@@ -3432,40 +3432,40 @@
               <w:jc w:val="left"/>
             </w:pPr>
             <w:r>
-              <w:t xml:space="preserve">Shred chicken (Prep Lead, Cook Lead); line sheets (Clean Crew)</w:t>
-            </w:r>
-          </w:p>
-        </w:tc>
-        <w:tc>
-          <w:p>
-            <w:pPr>
-              <w:pStyle w:val="Compact"/>
-              <w:jc w:val="left"/>
-            </w:pPr>
-            <w:r>
-              <w:t xml:space="preserve">Build and fold seven quesadillas (Cook Lead, Plate Captain)</w:t>
-            </w:r>
-          </w:p>
-        </w:tc>
-        <w:tc>
-          <w:p>
-            <w:pPr>
-              <w:pStyle w:val="Compact"/>
-              <w:jc w:val="left"/>
-            </w:pPr>
-            <w:r>
-              <w:t xml:space="preserve">In the oven (teacher); wash the bowl (Clean Crew)</w:t>
-            </w:r>
-          </w:p>
-        </w:tc>
-        <w:tc>
-          <w:p>
-            <w:pPr>
-              <w:pStyle w:val="Compact"/>
-              <w:jc w:val="left"/>
-            </w:pPr>
-            <w:r>
-              <w:t xml:space="preserve">Out of the oven (teacher); temperature check (Safety Checker); plate</w:t>
+              <w:t xml:space="preserve">Shred chicken (Prep Cook, Head Cook); line sheets (Second Cook)</w:t>
+            </w:r>
+          </w:p>
+        </w:tc>
+        <w:tc>
+          <w:p>
+            <w:pPr>
+              <w:pStyle w:val="Compact"/>
+              <w:jc w:val="left"/>
+            </w:pPr>
+            <w:r>
+              <w:t xml:space="preserve">Build and fold seven quesadillas (Head Cook, Toppings Chief, Second Cook)</w:t>
+            </w:r>
+          </w:p>
+        </w:tc>
+        <w:tc>
+          <w:p>
+            <w:pPr>
+              <w:pStyle w:val="Compact"/>
+              <w:jc w:val="left"/>
+            </w:pPr>
+            <w:r>
+              <w:t xml:space="preserve">In the oven (teacher); wash the bowl (Helper Cook)</w:t>
+            </w:r>
+          </w:p>
+        </w:tc>
+        <w:tc>
+          <w:p>
+            <w:pPr>
+              <w:pStyle w:val="Compact"/>
+              <w:jc w:val="left"/>
+            </w:pPr>
+            <w:r>
+              <w:t xml:space="preserve">Out of the oven (teacher); temperature check (Head Cook); plate (Plate Builder, Toppings Chief)</w:t>
             </w:r>
           </w:p>
         </w:tc>
@@ -3487,7 +3487,7 @@
               <w:jc w:val="left"/>
             </w:pPr>
             <w:r>
-              <w:t xml:space="preserve">Clean, station check, leftovers (all; Clean Crew leads)</w:t>
+              <w:t xml:space="preserve">Clean, station check, leftovers (all; Station Manager leads)</w:t>
             </w:r>
           </w:p>
         </w:tc>
@@ -3866,7 +3866,7 @@
     <w:sectPr>
       <w:headerReference w:type="default" r:id="rId9"/>
       <w:pgSz w:w="12240" w:h="15840"/>
-      <w:pgMar w:top="1440" w:bottom="1440" w:left="1440" w:right="1440" w:header="504"/>
+      <w:pgMar w:top="1152" w:bottom="1152" w:left="1152" w:right="1152" w:header="504"/>
     </w:sectPr>
   </w:body>
 </w:document>
